--- a/services/event-management-service/src/main/resources/templates/name-badges-l4784.docx
+++ b/services/event-management-service/src/main/resources/templates/name-badges-l4784.docx
@@ -1,6 +1,6 @@
 
 <file path=word/document.xml><?xml version="1.0" encoding="utf-8"?>
-<w:document xmlns:wpc="http://schemas.microsoft.com/office/word/2010/wordprocessingCanvas" xmlns:cx="http://schemas.microsoft.com/office/drawing/2014/chartex" xmlns:cx1="http://schemas.microsoft.com/office/drawing/2015/9/8/chartex" xmlns:cx2="http://schemas.microsoft.com/office/drawing/2015/10/21/chartex" xmlns:cx3="http://schemas.microsoft.com/office/drawing/2016/5/9/chartex" xmlns:cx4="http://schemas.microsoft.com/office/drawing/2016/5/10/chartex" xmlns:cx5="http://schemas.microsoft.com/office/drawing/2016/5/11/chartex" xmlns:cx6="http://schemas.microsoft.com/office/drawing/2016/5/12/chartex" xmlns:cx7="http://schemas.microsoft.com/office/drawing/2016/5/13/chartex" xmlns:cx8="http://schemas.microsoft.com/office/drawing/2016/5/14/chartex" xmlns:mc="http://schemas.openxmlformats.org/markup-compatibility/2006" xmlns:aink="http://schemas.microsoft.com/office/drawing/2016/ink" xmlns:am3d="http://schemas.microsoft.com/office/drawing/2017/model3d" xmlns:o="urn:schemas-microsoft-com:office:office" xmlns:r="http://schemas.openxmlformats.org/officeDocument/2006/relationships" xmlns:m="http://schemas.openxmlformats.org/officeDocument/2006/math" xmlns:v="urn:schemas-microsoft-com:vml" xmlns:wp14="http://schemas.microsoft.com/office/word/2010/wordprocessingDrawing" xmlns:wp="http://schemas.openxmlformats.org/drawingml/2006/wordprocessingDrawing" xmlns:w10="urn:schemas-microsoft-com:office:word" xmlns:w="http://schemas.openxmlformats.org/wordprocessingml/2006/main" xmlns:w14="http://schemas.microsoft.com/office/word/2010/wordml" xmlns:w15="http://schemas.microsoft.com/office/word/2012/wordml" xmlns:w16cex="http://schemas.microsoft.com/office/word/2018/wordml/cex" xmlns:w16cid="http://schemas.microsoft.com/office/word/2016/wordml/cid" xmlns:w16="http://schemas.microsoft.com/office/word/2018/wordml" xmlns:w16sdtdh="http://schemas.microsoft.com/office/word/2020/wordml/sdtdatahash" xmlns:w16se="http://schemas.microsoft.com/office/word/2015/wordml/symex" xmlns:wpg="http://schemas.microsoft.com/office/word/2010/wordprocessingGroup" xmlns:wpi="http://schemas.microsoft.com/office/word/2010/wordprocessingInk" xmlns:wne="http://schemas.microsoft.com/office/word/2006/wordml" xmlns:wps="http://schemas.microsoft.com/office/word/2010/wordprocessingShape" mc:Ignorable="w14 w15 w16se w16cid w16 w16cex w16sdtdh wp14">
+<w:document xmlns:wpc="http://schemas.microsoft.com/office/word/2010/wordprocessingCanvas" xmlns:cx="http://schemas.microsoft.com/office/drawing/2014/chartex" xmlns:cx1="http://schemas.microsoft.com/office/drawing/2015/9/8/chartex" xmlns:cx2="http://schemas.microsoft.com/office/drawing/2015/10/21/chartex" xmlns:cx3="http://schemas.microsoft.com/office/drawing/2016/5/9/chartex" xmlns:cx4="http://schemas.microsoft.com/office/drawing/2016/5/10/chartex" xmlns:cx5="http://schemas.microsoft.com/office/drawing/2016/5/11/chartex" xmlns:cx6="http://schemas.microsoft.com/office/drawing/2016/5/12/chartex" xmlns:cx7="http://schemas.microsoft.com/office/drawing/2016/5/13/chartex" xmlns:cx8="http://schemas.microsoft.com/office/drawing/2016/5/14/chartex" xmlns:mc="http://schemas.openxmlformats.org/markup-compatibility/2006" xmlns:aink="http://schemas.microsoft.com/office/drawing/2016/ink" xmlns:am3d="http://schemas.microsoft.com/office/drawing/2017/model3d" xmlns:o="urn:schemas-microsoft-com:office:office" xmlns:oel="http://schemas.microsoft.com/office/2019/extlst" xmlns:r="http://schemas.openxmlformats.org/officeDocument/2006/relationships" xmlns:m="http://schemas.openxmlformats.org/officeDocument/2006/math" xmlns:v="urn:schemas-microsoft-com:vml" xmlns:wp14="http://schemas.microsoft.com/office/word/2010/wordprocessingDrawing" xmlns:wp="http://schemas.openxmlformats.org/drawingml/2006/wordprocessingDrawing" xmlns:w10="urn:schemas-microsoft-com:office:word" xmlns:w="http://schemas.openxmlformats.org/wordprocessingml/2006/main" xmlns:w14="http://schemas.microsoft.com/office/word/2010/wordml" xmlns:w15="http://schemas.microsoft.com/office/word/2012/wordml" xmlns:w16cex="http://schemas.microsoft.com/office/word/2018/wordml/cex" xmlns:w16cid="http://schemas.microsoft.com/office/word/2016/wordml/cid" xmlns:w16="http://schemas.microsoft.com/office/word/2018/wordml" xmlns:w16du="http://schemas.microsoft.com/office/word/2023/wordml/word16du" xmlns:w16sdtdh="http://schemas.microsoft.com/office/word/2020/wordml/sdtdatahash" xmlns:w16sdtfl="http://schemas.microsoft.com/office/word/2024/wordml/sdtformatlock" xmlns:w16se="http://schemas.microsoft.com/office/word/2015/wordml/symex" xmlns:wpg="http://schemas.microsoft.com/office/word/2010/wordprocessingGroup" xmlns:wpi="http://schemas.microsoft.com/office/word/2010/wordprocessingInk" xmlns:wne="http://schemas.microsoft.com/office/word/2006/wordml" xmlns:wps="http://schemas.microsoft.com/office/word/2010/wordprocessingShape" mc:Ignorable="w14 w15 w16se w16cid w16 w16cex w16sdtdh w16sdtfl w16du wp14">
   <w:body>
     <w:tbl>
       <w:tblPr>
@@ -145,7 +145,6 @@
             <w:r>
               <w:rPr>
                 <w:i/>
-                <w:sz w:val="20"/>
                 <w:szCs w:val="20"/>
               </w:rPr>
               <w:t>«Rolle»</w:t>
@@ -169,8 +168,6 @@
           </w:tcPr>
           <w:p/>
         </w:tc>
-        <w:bookmarkStart w:id="0" w:name="Blank_MP1_panel2"/>
-        <w:bookmarkEnd w:id="0"/>
         <w:tc>
           <w:tcPr>
             <w:tcW w:w="3600" w:type="dxa"/>
@@ -190,6 +187,8 @@
                 <w:szCs w:val="24"/>
               </w:rPr>
             </w:pPr>
+            <w:bookmarkStart w:id="0" w:name="Blank_MP1_panel2"/>
+            <w:bookmarkEnd w:id="0"/>
             <w:r>
               <w:rPr>
                 <w:b/>
@@ -293,7 +292,6 @@
             <w:r>
               <w:rPr>
                 <w:i/>
-                <w:sz w:val="20"/>
                 <w:szCs w:val="20"/>
               </w:rPr>
               <w:t>«Rolle»</w:t>
@@ -317,8 +315,6 @@
           </w:tcPr>
           <w:p/>
         </w:tc>
-        <w:bookmarkStart w:id="1" w:name="Blank_MP1_panel3"/>
-        <w:bookmarkEnd w:id="1"/>
         <w:tc>
           <w:tcPr>
             <w:tcW w:w="3600" w:type="dxa"/>
@@ -338,6 +334,8 @@
                 <w:szCs w:val="24"/>
               </w:rPr>
             </w:pPr>
+            <w:bookmarkStart w:id="1" w:name="Blank_MP1_panel3"/>
+            <w:bookmarkEnd w:id="1"/>
             <w:r>
               <w:rPr>
                 <w:b/>
@@ -441,7 +439,6 @@
             <w:r>
               <w:rPr>
                 <w:i/>
-                <w:sz w:val="20"/>
                 <w:szCs w:val="20"/>
               </w:rPr>
               <w:t>«Rolle»</w:t>
@@ -449,8 +446,6 @@
           </w:p>
         </w:tc>
       </w:tr>
-      <w:bookmarkStart w:id="2" w:name="Blank_MP1_panel4"/>
-      <w:bookmarkEnd w:id="2"/>
       <w:tr>
         <w:trPr>
           <w:trHeight w:hRule="exact" w:val="1679"/>
@@ -474,6 +469,8 @@
                 <w:szCs w:val="24"/>
               </w:rPr>
             </w:pPr>
+            <w:bookmarkStart w:id="2" w:name="Blank_MP1_panel4"/>
+            <w:bookmarkEnd w:id="2"/>
             <w:r>
               <w:rPr>
                 <w:b/>
@@ -577,7 +574,6 @@
             <w:r>
               <w:rPr>
                 <w:i/>
-                <w:sz w:val="20"/>
                 <w:szCs w:val="20"/>
               </w:rPr>
               <w:t>«Rolle»</w:t>
@@ -601,8 +597,6 @@
           </w:tcPr>
           <w:p/>
         </w:tc>
-        <w:bookmarkStart w:id="3" w:name="Blank_MP1_panel5"/>
-        <w:bookmarkEnd w:id="3"/>
         <w:tc>
           <w:tcPr>
             <w:tcW w:w="3600" w:type="dxa"/>
@@ -622,6 +616,8 @@
                 <w:szCs w:val="24"/>
               </w:rPr>
             </w:pPr>
+            <w:bookmarkStart w:id="3" w:name="Blank_MP1_panel5"/>
+            <w:bookmarkEnd w:id="3"/>
             <w:r>
               <w:rPr>
                 <w:b/>
@@ -725,7 +721,6 @@
             <w:r>
               <w:rPr>
                 <w:i/>
-                <w:sz w:val="20"/>
                 <w:szCs w:val="20"/>
               </w:rPr>
               <w:t>«Rolle»</w:t>
@@ -749,8 +744,6 @@
           </w:tcPr>
           <w:p/>
         </w:tc>
-        <w:bookmarkStart w:id="4" w:name="Blank_MP1_panel6"/>
-        <w:bookmarkEnd w:id="4"/>
         <w:tc>
           <w:tcPr>
             <w:tcW w:w="3600" w:type="dxa"/>
@@ -770,6 +763,8 @@
                 <w:szCs w:val="24"/>
               </w:rPr>
             </w:pPr>
+            <w:bookmarkStart w:id="4" w:name="Blank_MP1_panel6"/>
+            <w:bookmarkEnd w:id="4"/>
             <w:r>
               <w:rPr>
                 <w:b/>
@@ -873,7 +868,6 @@
             <w:r>
               <w:rPr>
                 <w:i/>
-                <w:sz w:val="20"/>
                 <w:szCs w:val="20"/>
               </w:rPr>
               <w:t>«Rolle»</w:t>
@@ -881,8 +875,6 @@
           </w:p>
         </w:tc>
       </w:tr>
-      <w:bookmarkStart w:id="5" w:name="Blank_MP1_panel7"/>
-      <w:bookmarkEnd w:id="5"/>
       <w:tr>
         <w:trPr>
           <w:trHeight w:hRule="exact" w:val="1679"/>
@@ -906,6 +898,8 @@
                 <w:szCs w:val="24"/>
               </w:rPr>
             </w:pPr>
+            <w:bookmarkStart w:id="5" w:name="Blank_MP1_panel7"/>
+            <w:bookmarkEnd w:id="5"/>
             <w:r>
               <w:rPr>
                 <w:b/>
@@ -1009,7 +1003,6 @@
             <w:r>
               <w:rPr>
                 <w:i/>
-                <w:sz w:val="20"/>
                 <w:szCs w:val="20"/>
               </w:rPr>
               <w:t>«Rolle»</w:t>
@@ -1033,8 +1026,6 @@
           </w:tcPr>
           <w:p/>
         </w:tc>
-        <w:bookmarkStart w:id="6" w:name="Blank_MP1_panel8"/>
-        <w:bookmarkEnd w:id="6"/>
         <w:tc>
           <w:tcPr>
             <w:tcW w:w="3600" w:type="dxa"/>
@@ -1054,6 +1045,8 @@
                 <w:szCs w:val="24"/>
               </w:rPr>
             </w:pPr>
+            <w:bookmarkStart w:id="6" w:name="Blank_MP1_panel8"/>
+            <w:bookmarkEnd w:id="6"/>
             <w:r>
               <w:rPr>
                 <w:b/>
@@ -1157,7 +1150,6 @@
             <w:r>
               <w:rPr>
                 <w:i/>
-                <w:sz w:val="20"/>
                 <w:szCs w:val="20"/>
               </w:rPr>
               <w:t>«Rolle»</w:t>
@@ -1181,8 +1173,6 @@
           </w:tcPr>
           <w:p/>
         </w:tc>
-        <w:bookmarkStart w:id="7" w:name="Blank_MP1_panel9"/>
-        <w:bookmarkEnd w:id="7"/>
         <w:tc>
           <w:tcPr>
             <w:tcW w:w="3600" w:type="dxa"/>
@@ -1202,6 +1192,8 @@
                 <w:szCs w:val="24"/>
               </w:rPr>
             </w:pPr>
+            <w:bookmarkStart w:id="7" w:name="Blank_MP1_panel9"/>
+            <w:bookmarkEnd w:id="7"/>
             <w:r>
               <w:rPr>
                 <w:b/>
@@ -1305,7 +1297,6 @@
             <w:r>
               <w:rPr>
                 <w:i/>
-                <w:sz w:val="20"/>
                 <w:szCs w:val="20"/>
               </w:rPr>
               <w:t>«Rolle»</w:t>
@@ -1313,8 +1304,6 @@
           </w:p>
         </w:tc>
       </w:tr>
-      <w:bookmarkStart w:id="8" w:name="Blank_MP1_panel10"/>
-      <w:bookmarkEnd w:id="8"/>
       <w:tr>
         <w:trPr>
           <w:trHeight w:hRule="exact" w:val="1679"/>
@@ -1338,6 +1327,8 @@
                 <w:szCs w:val="24"/>
               </w:rPr>
             </w:pPr>
+            <w:bookmarkStart w:id="8" w:name="Blank_MP1_panel10"/>
+            <w:bookmarkEnd w:id="8"/>
             <w:r>
               <w:rPr>
                 <w:b/>
@@ -1441,7 +1432,6 @@
             <w:r>
               <w:rPr>
                 <w:i/>
-                <w:sz w:val="20"/>
                 <w:szCs w:val="20"/>
               </w:rPr>
               <w:t>«Rolle»</w:t>
@@ -1465,8 +1455,6 @@
           </w:tcPr>
           <w:p/>
         </w:tc>
-        <w:bookmarkStart w:id="9" w:name="Blank_MP1_panel11"/>
-        <w:bookmarkEnd w:id="9"/>
         <w:tc>
           <w:tcPr>
             <w:tcW w:w="3600" w:type="dxa"/>
@@ -1486,6 +1474,8 @@
                 <w:szCs w:val="24"/>
               </w:rPr>
             </w:pPr>
+            <w:bookmarkStart w:id="9" w:name="Blank_MP1_panel11"/>
+            <w:bookmarkEnd w:id="9"/>
             <w:r>
               <w:rPr>
                 <w:b/>
@@ -1589,7 +1579,6 @@
             <w:r>
               <w:rPr>
                 <w:i/>
-                <w:sz w:val="20"/>
                 <w:szCs w:val="20"/>
               </w:rPr>
               <w:t>«Rolle»</w:t>
@@ -1613,8 +1602,6 @@
           </w:tcPr>
           <w:p/>
         </w:tc>
-        <w:bookmarkStart w:id="10" w:name="Blank_MP1_panel12"/>
-        <w:bookmarkEnd w:id="10"/>
         <w:tc>
           <w:tcPr>
             <w:tcW w:w="3600" w:type="dxa"/>
@@ -1634,6 +1621,8 @@
                 <w:szCs w:val="24"/>
               </w:rPr>
             </w:pPr>
+            <w:bookmarkStart w:id="10" w:name="Blank_MP1_panel12"/>
+            <w:bookmarkEnd w:id="10"/>
             <w:r>
               <w:rPr>
                 <w:b/>
@@ -1737,7 +1726,6 @@
             <w:r>
               <w:rPr>
                 <w:i/>
-                <w:sz w:val="20"/>
                 <w:szCs w:val="20"/>
               </w:rPr>
               <w:t>«Rolle»</w:t>
@@ -1745,8 +1733,6 @@
           </w:p>
         </w:tc>
       </w:tr>
-      <w:bookmarkStart w:id="11" w:name="Blank_MP1_panel13"/>
-      <w:bookmarkEnd w:id="11"/>
       <w:tr>
         <w:trPr>
           <w:trHeight w:hRule="exact" w:val="1679"/>
@@ -1770,6 +1756,8 @@
                 <w:szCs w:val="24"/>
               </w:rPr>
             </w:pPr>
+            <w:bookmarkStart w:id="11" w:name="Blank_MP1_panel13"/>
+            <w:bookmarkEnd w:id="11"/>
             <w:r>
               <w:rPr>
                 <w:b/>
@@ -1873,7 +1861,6 @@
             <w:r>
               <w:rPr>
                 <w:i/>
-                <w:sz w:val="20"/>
                 <w:szCs w:val="20"/>
               </w:rPr>
               <w:t>«Rolle»</w:t>
@@ -1897,8 +1884,6 @@
           </w:tcPr>
           <w:p/>
         </w:tc>
-        <w:bookmarkStart w:id="12" w:name="Blank_MP1_panel14"/>
-        <w:bookmarkEnd w:id="12"/>
         <w:tc>
           <w:tcPr>
             <w:tcW w:w="3600" w:type="dxa"/>
@@ -1918,6 +1903,8 @@
                 <w:szCs w:val="24"/>
               </w:rPr>
             </w:pPr>
+            <w:bookmarkStart w:id="12" w:name="Blank_MP1_panel14"/>
+            <w:bookmarkEnd w:id="12"/>
             <w:r>
               <w:rPr>
                 <w:b/>
@@ -2021,7 +2008,6 @@
             <w:r>
               <w:rPr>
                 <w:i/>
-                <w:sz w:val="20"/>
                 <w:szCs w:val="20"/>
               </w:rPr>
               <w:t>«Rolle»</w:t>
@@ -2045,8 +2031,6 @@
           </w:tcPr>
           <w:p/>
         </w:tc>
-        <w:bookmarkStart w:id="13" w:name="Blank_MP1_panel15"/>
-        <w:bookmarkEnd w:id="13"/>
         <w:tc>
           <w:tcPr>
             <w:tcW w:w="3600" w:type="dxa"/>
@@ -2066,6 +2050,8 @@
                 <w:szCs w:val="24"/>
               </w:rPr>
             </w:pPr>
+            <w:bookmarkStart w:id="13" w:name="Blank_MP1_panel15"/>
+            <w:bookmarkEnd w:id="13"/>
             <w:r>
               <w:rPr>
                 <w:b/>
@@ -2169,7 +2155,6 @@
             <w:r>
               <w:rPr>
                 <w:i/>
-                <w:sz w:val="20"/>
                 <w:szCs w:val="20"/>
               </w:rPr>
               <w:t>«Rolle»</w:t>
@@ -2177,8 +2162,6 @@
           </w:p>
         </w:tc>
       </w:tr>
-      <w:bookmarkStart w:id="14" w:name="Blank_MP1_panel16"/>
-      <w:bookmarkEnd w:id="14"/>
       <w:tr>
         <w:trPr>
           <w:trHeight w:hRule="exact" w:val="1679"/>
@@ -2202,6 +2185,8 @@
                 <w:szCs w:val="24"/>
               </w:rPr>
             </w:pPr>
+            <w:bookmarkStart w:id="14" w:name="Blank_MP1_panel16"/>
+            <w:bookmarkEnd w:id="14"/>
             <w:r>
               <w:rPr>
                 <w:b/>
@@ -2305,7 +2290,6 @@
             <w:r>
               <w:rPr>
                 <w:i/>
-                <w:sz w:val="20"/>
                 <w:szCs w:val="20"/>
               </w:rPr>
               <w:t>«Rolle»</w:t>
@@ -2329,8 +2313,6 @@
           </w:tcPr>
           <w:p/>
         </w:tc>
-        <w:bookmarkStart w:id="15" w:name="Blank_MP1_panel17"/>
-        <w:bookmarkEnd w:id="15"/>
         <w:tc>
           <w:tcPr>
             <w:tcW w:w="3600" w:type="dxa"/>
@@ -2350,6 +2332,8 @@
                 <w:szCs w:val="24"/>
               </w:rPr>
             </w:pPr>
+            <w:bookmarkStart w:id="15" w:name="Blank_MP1_panel17"/>
+            <w:bookmarkEnd w:id="15"/>
             <w:r>
               <w:rPr>
                 <w:b/>
@@ -2453,7 +2437,6 @@
             <w:r>
               <w:rPr>
                 <w:i/>
-                <w:sz w:val="20"/>
                 <w:szCs w:val="20"/>
               </w:rPr>
               <w:t>«Rolle»</w:t>
@@ -2477,8 +2460,6 @@
           </w:tcPr>
           <w:p/>
         </w:tc>
-        <w:bookmarkStart w:id="16" w:name="Blank_MP1_panel18"/>
-        <w:bookmarkEnd w:id="16"/>
         <w:tc>
           <w:tcPr>
             <w:tcW w:w="3600" w:type="dxa"/>
@@ -2498,6 +2479,8 @@
                 <w:szCs w:val="24"/>
               </w:rPr>
             </w:pPr>
+            <w:bookmarkStart w:id="16" w:name="Blank_MP1_panel18"/>
+            <w:bookmarkEnd w:id="16"/>
             <w:r>
               <w:rPr>
                 <w:b/>
@@ -2601,7 +2584,6 @@
             <w:r>
               <w:rPr>
                 <w:i/>
-                <w:sz w:val="20"/>
                 <w:szCs w:val="20"/>
               </w:rPr>
               <w:t>«Rolle»</w:t>
@@ -2609,8 +2591,6 @@
           </w:p>
         </w:tc>
       </w:tr>
-      <w:bookmarkStart w:id="17" w:name="Blank_MP1_panel19"/>
-      <w:bookmarkEnd w:id="17"/>
       <w:tr>
         <w:trPr>
           <w:trHeight w:hRule="exact" w:val="1679"/>
@@ -2634,6 +2614,8 @@
                 <w:szCs w:val="24"/>
               </w:rPr>
             </w:pPr>
+            <w:bookmarkStart w:id="17" w:name="Blank_MP1_panel19"/>
+            <w:bookmarkEnd w:id="17"/>
             <w:r>
               <w:rPr>
                 <w:b/>
@@ -2737,7 +2719,6 @@
             <w:r>
               <w:rPr>
                 <w:i/>
-                <w:sz w:val="20"/>
                 <w:szCs w:val="20"/>
               </w:rPr>
               <w:t>«Rolle»</w:t>
@@ -2761,8 +2742,6 @@
           </w:tcPr>
           <w:p/>
         </w:tc>
-        <w:bookmarkStart w:id="18" w:name="Blank_MP1_panel20"/>
-        <w:bookmarkEnd w:id="18"/>
         <w:tc>
           <w:tcPr>
             <w:tcW w:w="3600" w:type="dxa"/>
@@ -2782,6 +2761,8 @@
                 <w:szCs w:val="24"/>
               </w:rPr>
             </w:pPr>
+            <w:bookmarkStart w:id="18" w:name="Blank_MP1_panel20"/>
+            <w:bookmarkEnd w:id="18"/>
             <w:r>
               <w:rPr>
                 <w:b/>
@@ -2885,7 +2866,6 @@
             <w:r>
               <w:rPr>
                 <w:i/>
-                <w:sz w:val="20"/>
                 <w:szCs w:val="20"/>
               </w:rPr>
               <w:t>«Rolle»</w:t>
@@ -2909,8 +2889,6 @@
           </w:tcPr>
           <w:p/>
         </w:tc>
-        <w:bookmarkStart w:id="19" w:name="Blank_MP1_panel21"/>
-        <w:bookmarkEnd w:id="19"/>
         <w:tc>
           <w:tcPr>
             <w:tcW w:w="3600" w:type="dxa"/>
@@ -2930,6 +2908,8 @@
                 <w:szCs w:val="24"/>
               </w:rPr>
             </w:pPr>
+            <w:bookmarkStart w:id="19" w:name="Blank_MP1_panel21"/>
+            <w:bookmarkEnd w:id="19"/>
             <w:r>
               <w:rPr>
                 <w:b/>
@@ -3033,7 +3013,6 @@
             <w:r>
               <w:rPr>
                 <w:i/>
-                <w:sz w:val="20"/>
                 <w:szCs w:val="20"/>
               </w:rPr>
               <w:t>«Rolle»</w:t>
@@ -3041,8 +3020,6 @@
           </w:p>
         </w:tc>
       </w:tr>
-      <w:bookmarkStart w:id="20" w:name="Blank_MP1_panel22"/>
-      <w:bookmarkEnd w:id="20"/>
       <w:tr>
         <w:trPr>
           <w:trHeight w:hRule="exact" w:val="1679"/>
@@ -3066,6 +3043,8 @@
                 <w:szCs w:val="24"/>
               </w:rPr>
             </w:pPr>
+            <w:bookmarkStart w:id="20" w:name="Blank_MP1_panel22"/>
+            <w:bookmarkEnd w:id="20"/>
             <w:r>
               <w:rPr>
                 <w:b/>
@@ -3169,7 +3148,6 @@
             <w:r>
               <w:rPr>
                 <w:i/>
-                <w:sz w:val="20"/>
                 <w:szCs w:val="20"/>
               </w:rPr>
               <w:t>«Rolle»</w:t>
@@ -3193,8 +3171,6 @@
           </w:tcPr>
           <w:p/>
         </w:tc>
-        <w:bookmarkStart w:id="21" w:name="Blank_MP1_panel23"/>
-        <w:bookmarkEnd w:id="21"/>
         <w:tc>
           <w:tcPr>
             <w:tcW w:w="3600" w:type="dxa"/>
@@ -3214,6 +3190,8 @@
                 <w:szCs w:val="24"/>
               </w:rPr>
             </w:pPr>
+            <w:bookmarkStart w:id="21" w:name="Blank_MP1_panel23"/>
+            <w:bookmarkEnd w:id="21"/>
             <w:r>
               <w:rPr>
                 <w:b/>
@@ -3317,7 +3295,6 @@
             <w:r>
               <w:rPr>
                 <w:i/>
-                <w:sz w:val="20"/>
                 <w:szCs w:val="20"/>
               </w:rPr>
               <w:t>«Rolle»</w:t>
@@ -3341,8 +3318,6 @@
           </w:tcPr>
           <w:p/>
         </w:tc>
-        <w:bookmarkStart w:id="22" w:name="Blank_MP1_panel24"/>
-        <w:bookmarkEnd w:id="22"/>
         <w:tc>
           <w:tcPr>
             <w:tcW w:w="3600" w:type="dxa"/>
@@ -3362,6 +3337,8 @@
                 <w:szCs w:val="24"/>
               </w:rPr>
             </w:pPr>
+            <w:bookmarkStart w:id="22" w:name="Blank_MP1_panel24"/>
+            <w:bookmarkEnd w:id="22"/>
             <w:r>
               <w:rPr>
                 <w:b/>
@@ -3465,7 +3442,6 @@
             <w:r>
               <w:rPr>
                 <w:i/>
-                <w:sz w:val="20"/>
                 <w:szCs w:val="20"/>
               </w:rPr>
               <w:t>«Rolle»</w:t>
@@ -3473,8 +3449,6 @@
           </w:p>
         </w:tc>
       </w:tr>
-      <w:bookmarkStart w:id="23" w:name="Blank_MP1_panel25"/>
-      <w:bookmarkEnd w:id="23"/>
       <w:tr>
         <w:trPr>
           <w:trHeight w:hRule="exact" w:val="1679"/>
@@ -3498,6 +3472,8 @@
                 <w:szCs w:val="24"/>
               </w:rPr>
             </w:pPr>
+            <w:bookmarkStart w:id="23" w:name="Blank_MP1_panel25"/>
+            <w:bookmarkEnd w:id="23"/>
             <w:r>
               <w:rPr>
                 <w:b/>
@@ -3601,7 +3577,6 @@
             <w:r>
               <w:rPr>
                 <w:i/>
-                <w:sz w:val="20"/>
                 <w:szCs w:val="20"/>
               </w:rPr>
               <w:t>«Rolle»</w:t>
@@ -3625,8 +3600,6 @@
           </w:tcPr>
           <w:p/>
         </w:tc>
-        <w:bookmarkStart w:id="24" w:name="Blank_MP1_panel26"/>
-        <w:bookmarkEnd w:id="24"/>
         <w:tc>
           <w:tcPr>
             <w:tcW w:w="3600" w:type="dxa"/>
@@ -3646,6 +3619,8 @@
                 <w:szCs w:val="24"/>
               </w:rPr>
             </w:pPr>
+            <w:bookmarkStart w:id="24" w:name="Blank_MP1_panel26"/>
+            <w:bookmarkEnd w:id="24"/>
             <w:r>
               <w:rPr>
                 <w:b/>
@@ -3749,7 +3724,6 @@
             <w:r>
               <w:rPr>
                 <w:i/>
-                <w:sz w:val="20"/>
                 <w:szCs w:val="20"/>
               </w:rPr>
               <w:t>«Rolle»</w:t>
@@ -3773,8 +3747,6 @@
           </w:tcPr>
           <w:p/>
         </w:tc>
-        <w:bookmarkStart w:id="25" w:name="Blank_MP1_panel27"/>
-        <w:bookmarkEnd w:id="25"/>
         <w:tc>
           <w:tcPr>
             <w:tcW w:w="3600" w:type="dxa"/>
@@ -3794,6 +3766,8 @@
                 <w:szCs w:val="24"/>
               </w:rPr>
             </w:pPr>
+            <w:bookmarkStart w:id="25" w:name="Blank_MP1_panel27"/>
+            <w:bookmarkEnd w:id="25"/>
             <w:r>
               <w:rPr>
                 <w:b/>
@@ -3897,7 +3871,6 @@
             <w:r>
               <w:rPr>
                 <w:i/>
-                <w:sz w:val="20"/>
                 <w:szCs w:val="20"/>
               </w:rPr>
               <w:t>«Rolle»</w:t>
@@ -3921,7 +3894,7 @@
 </file>
 
 <file path=word/endnotes.xml><?xml version="1.0" encoding="utf-8"?>
-<w:endnotes xmlns:wpc="http://schemas.microsoft.com/office/word/2010/wordprocessingCanvas" xmlns:cx="http://schemas.microsoft.com/office/drawing/2014/chartex" xmlns:cx1="http://schemas.microsoft.com/office/drawing/2015/9/8/chartex" xmlns:cx2="http://schemas.microsoft.com/office/drawing/2015/10/21/chartex" xmlns:cx3="http://schemas.microsoft.com/office/drawing/2016/5/9/chartex" xmlns:cx4="http://schemas.microsoft.com/office/drawing/2016/5/10/chartex" xmlns:cx5="http://schemas.microsoft.com/office/drawing/2016/5/11/chartex" xmlns:cx6="http://schemas.microsoft.com/office/drawing/2016/5/12/chartex" xmlns:cx7="http://schemas.microsoft.com/office/drawing/2016/5/13/chartex" xmlns:cx8="http://schemas.microsoft.com/office/drawing/2016/5/14/chartex" xmlns:mc="http://schemas.openxmlformats.org/markup-compatibility/2006" xmlns:aink="http://schemas.microsoft.com/office/drawing/2016/ink" xmlns:am3d="http://schemas.microsoft.com/office/drawing/2017/model3d" xmlns:o="urn:schemas-microsoft-com:office:office" xmlns:r="http://schemas.openxmlformats.org/officeDocument/2006/relationships" xmlns:m="http://schemas.openxmlformats.org/officeDocument/2006/math" xmlns:v="urn:schemas-microsoft-com:vml" xmlns:wp14="http://schemas.microsoft.com/office/word/2010/wordprocessingDrawing" xmlns:wp="http://schemas.openxmlformats.org/drawingml/2006/wordprocessingDrawing" xmlns:w10="urn:schemas-microsoft-com:office:word" xmlns:w="http://schemas.openxmlformats.org/wordprocessingml/2006/main" xmlns:w14="http://schemas.microsoft.com/office/word/2010/wordml" xmlns:w15="http://schemas.microsoft.com/office/word/2012/wordml" xmlns:w16cex="http://schemas.microsoft.com/office/word/2018/wordml/cex" xmlns:w16cid="http://schemas.microsoft.com/office/word/2016/wordml/cid" xmlns:w16="http://schemas.microsoft.com/office/word/2018/wordml" xmlns:w16sdtdh="http://schemas.microsoft.com/office/word/2020/wordml/sdtdatahash" xmlns:w16se="http://schemas.microsoft.com/office/word/2015/wordml/symex" xmlns:wpg="http://schemas.microsoft.com/office/word/2010/wordprocessingGroup" xmlns:wpi="http://schemas.microsoft.com/office/word/2010/wordprocessingInk" xmlns:wne="http://schemas.microsoft.com/office/word/2006/wordml" xmlns:wps="http://schemas.microsoft.com/office/word/2010/wordprocessingShape" mc:Ignorable="w14 w15 w16se w16cid w16 w16cex w16sdtdh wp14">
+<w:endnotes xmlns:wpc="http://schemas.microsoft.com/office/word/2010/wordprocessingCanvas" xmlns:cx="http://schemas.microsoft.com/office/drawing/2014/chartex" xmlns:cx1="http://schemas.microsoft.com/office/drawing/2015/9/8/chartex" xmlns:cx2="http://schemas.microsoft.com/office/drawing/2015/10/21/chartex" xmlns:cx3="http://schemas.microsoft.com/office/drawing/2016/5/9/chartex" xmlns:cx4="http://schemas.microsoft.com/office/drawing/2016/5/10/chartex" xmlns:cx5="http://schemas.microsoft.com/office/drawing/2016/5/11/chartex" xmlns:cx6="http://schemas.microsoft.com/office/drawing/2016/5/12/chartex" xmlns:cx7="http://schemas.microsoft.com/office/drawing/2016/5/13/chartex" xmlns:cx8="http://schemas.microsoft.com/office/drawing/2016/5/14/chartex" xmlns:mc="http://schemas.openxmlformats.org/markup-compatibility/2006" xmlns:aink="http://schemas.microsoft.com/office/drawing/2016/ink" xmlns:am3d="http://schemas.microsoft.com/office/drawing/2017/model3d" xmlns:o="urn:schemas-microsoft-com:office:office" xmlns:oel="http://schemas.microsoft.com/office/2019/extlst" xmlns:r="http://schemas.openxmlformats.org/officeDocument/2006/relationships" xmlns:m="http://schemas.openxmlformats.org/officeDocument/2006/math" xmlns:v="urn:schemas-microsoft-com:vml" xmlns:wp14="http://schemas.microsoft.com/office/word/2010/wordprocessingDrawing" xmlns:wp="http://schemas.openxmlformats.org/drawingml/2006/wordprocessingDrawing" xmlns:w10="urn:schemas-microsoft-com:office:word" xmlns:w="http://schemas.openxmlformats.org/wordprocessingml/2006/main" xmlns:w14="http://schemas.microsoft.com/office/word/2010/wordml" xmlns:w15="http://schemas.microsoft.com/office/word/2012/wordml" xmlns:w16cex="http://schemas.microsoft.com/office/word/2018/wordml/cex" xmlns:w16cid="http://schemas.microsoft.com/office/word/2016/wordml/cid" xmlns:w16="http://schemas.microsoft.com/office/word/2018/wordml" xmlns:w16du="http://schemas.microsoft.com/office/word/2023/wordml/word16du" xmlns:w16sdtdh="http://schemas.microsoft.com/office/word/2020/wordml/sdtdatahash" xmlns:w16sdtfl="http://schemas.microsoft.com/office/word/2024/wordml/sdtformatlock" xmlns:w16se="http://schemas.microsoft.com/office/word/2015/wordml/symex" xmlns:wpg="http://schemas.microsoft.com/office/word/2010/wordprocessingGroup" xmlns:wpi="http://schemas.microsoft.com/office/word/2010/wordprocessingInk" xmlns:wne="http://schemas.microsoft.com/office/word/2006/wordml" xmlns:wps="http://schemas.microsoft.com/office/word/2010/wordprocessingShape" mc:Ignorable="w14 w15 w16se w16cid w16 w16cex w16sdtdh w16sdtfl w16du wp14">
   <w:endnote w:type="separator" w:id="-1">
     <w:p>
       <w:pPr>
@@ -3946,7 +3919,7 @@
 </file>
 
 <file path=word/footnotes.xml><?xml version="1.0" encoding="utf-8"?>
-<w:footnotes xmlns:wpc="http://schemas.microsoft.com/office/word/2010/wordprocessingCanvas" xmlns:cx="http://schemas.microsoft.com/office/drawing/2014/chartex" xmlns:cx1="http://schemas.microsoft.com/office/drawing/2015/9/8/chartex" xmlns:cx2="http://schemas.microsoft.com/office/drawing/2015/10/21/chartex" xmlns:cx3="http://schemas.microsoft.com/office/drawing/2016/5/9/chartex" xmlns:cx4="http://schemas.microsoft.com/office/drawing/2016/5/10/chartex" xmlns:cx5="http://schemas.microsoft.com/office/drawing/2016/5/11/chartex" xmlns:cx6="http://schemas.microsoft.com/office/drawing/2016/5/12/chartex" xmlns:cx7="http://schemas.microsoft.com/office/drawing/2016/5/13/chartex" xmlns:cx8="http://schemas.microsoft.com/office/drawing/2016/5/14/chartex" xmlns:mc="http://schemas.openxmlformats.org/markup-compatibility/2006" xmlns:aink="http://schemas.microsoft.com/office/drawing/2016/ink" xmlns:am3d="http://schemas.microsoft.com/office/drawing/2017/model3d" xmlns:o="urn:schemas-microsoft-com:office:office" xmlns:r="http://schemas.openxmlformats.org/officeDocument/2006/relationships" xmlns:m="http://schemas.openxmlformats.org/officeDocument/2006/math" xmlns:v="urn:schemas-microsoft-com:vml" xmlns:wp14="http://schemas.microsoft.com/office/word/2010/wordprocessingDrawing" xmlns:wp="http://schemas.openxmlformats.org/drawingml/2006/wordprocessingDrawing" xmlns:w10="urn:schemas-microsoft-com:office:word" xmlns:w="http://schemas.openxmlformats.org/wordprocessingml/2006/main" xmlns:w14="http://schemas.microsoft.com/office/word/2010/wordml" xmlns:w15="http://schemas.microsoft.com/office/word/2012/wordml" xmlns:w16cex="http://schemas.microsoft.com/office/word/2018/wordml/cex" xmlns:w16cid="http://schemas.microsoft.com/office/word/2016/wordml/cid" xmlns:w16="http://schemas.microsoft.com/office/word/2018/wordml" xmlns:w16sdtdh="http://schemas.microsoft.com/office/word/2020/wordml/sdtdatahash" xmlns:w16se="http://schemas.microsoft.com/office/word/2015/wordml/symex" xmlns:wpg="http://schemas.microsoft.com/office/word/2010/wordprocessingGroup" xmlns:wpi="http://schemas.microsoft.com/office/word/2010/wordprocessingInk" xmlns:wne="http://schemas.microsoft.com/office/word/2006/wordml" xmlns:wps="http://schemas.microsoft.com/office/word/2010/wordprocessingShape" mc:Ignorable="w14 w15 w16se w16cid w16 w16cex w16sdtdh wp14">
+<w:footnotes xmlns:wpc="http://schemas.microsoft.com/office/word/2010/wordprocessingCanvas" xmlns:cx="http://schemas.microsoft.com/office/drawing/2014/chartex" xmlns:cx1="http://schemas.microsoft.com/office/drawing/2015/9/8/chartex" xmlns:cx2="http://schemas.microsoft.com/office/drawing/2015/10/21/chartex" xmlns:cx3="http://schemas.microsoft.com/office/drawing/2016/5/9/chartex" xmlns:cx4="http://schemas.microsoft.com/office/drawing/2016/5/10/chartex" xmlns:cx5="http://schemas.microsoft.com/office/drawing/2016/5/11/chartex" xmlns:cx6="http://schemas.microsoft.com/office/drawing/2016/5/12/chartex" xmlns:cx7="http://schemas.microsoft.com/office/drawing/2016/5/13/chartex" xmlns:cx8="http://schemas.microsoft.com/office/drawing/2016/5/14/chartex" xmlns:mc="http://schemas.openxmlformats.org/markup-compatibility/2006" xmlns:aink="http://schemas.microsoft.com/office/drawing/2016/ink" xmlns:am3d="http://schemas.microsoft.com/office/drawing/2017/model3d" xmlns:o="urn:schemas-microsoft-com:office:office" xmlns:oel="http://schemas.microsoft.com/office/2019/extlst" xmlns:r="http://schemas.openxmlformats.org/officeDocument/2006/relationships" xmlns:m="http://schemas.openxmlformats.org/officeDocument/2006/math" xmlns:v="urn:schemas-microsoft-com:vml" xmlns:wp14="http://schemas.microsoft.com/office/word/2010/wordprocessingDrawing" xmlns:wp="http://schemas.openxmlformats.org/drawingml/2006/wordprocessingDrawing" xmlns:w10="urn:schemas-microsoft-com:office:word" xmlns:w="http://schemas.openxmlformats.org/wordprocessingml/2006/main" xmlns:w14="http://schemas.microsoft.com/office/word/2010/wordml" xmlns:w15="http://schemas.microsoft.com/office/word/2012/wordml" xmlns:w16cex="http://schemas.microsoft.com/office/word/2018/wordml/cex" xmlns:w16cid="http://schemas.microsoft.com/office/word/2016/wordml/cid" xmlns:w16="http://schemas.microsoft.com/office/word/2018/wordml" xmlns:w16du="http://schemas.microsoft.com/office/word/2023/wordml/word16du" xmlns:w16sdtdh="http://schemas.microsoft.com/office/word/2020/wordml/sdtdatahash" xmlns:w16sdtfl="http://schemas.microsoft.com/office/word/2024/wordml/sdtformatlock" xmlns:w16se="http://schemas.microsoft.com/office/word/2015/wordml/symex" xmlns:wpg="http://schemas.microsoft.com/office/word/2010/wordprocessingGroup" xmlns:wpi="http://schemas.microsoft.com/office/word/2010/wordprocessingInk" xmlns:wne="http://schemas.microsoft.com/office/word/2006/wordml" xmlns:wps="http://schemas.microsoft.com/office/word/2010/wordprocessingShape" mc:Ignorable="w14 w15 w16se w16cid w16 w16cex w16sdtdh w16sdtfl w16du wp14">
   <w:footnote w:type="separator" w:id="-1">
     <w:p>
       <w:pPr>
@@ -3971,7 +3944,7 @@
 </file>
 
 <file path=word/styles.xml><?xml version="1.0" encoding="utf-8"?>
-<w:styles xmlns:mc="http://schemas.openxmlformats.org/markup-compatibility/2006" xmlns:r="http://schemas.openxmlformats.org/officeDocument/2006/relationships" xmlns:w="http://schemas.openxmlformats.org/wordprocessingml/2006/main" xmlns:w14="http://schemas.microsoft.com/office/word/2010/wordml" xmlns:w15="http://schemas.microsoft.com/office/word/2012/wordml" xmlns:w16cex="http://schemas.microsoft.com/office/word/2018/wordml/cex" xmlns:w16cid="http://schemas.microsoft.com/office/word/2016/wordml/cid" xmlns:w16="http://schemas.microsoft.com/office/word/2018/wordml" xmlns:w16sdtdh="http://schemas.microsoft.com/office/word/2020/wordml/sdtdatahash" xmlns:w16se="http://schemas.microsoft.com/office/word/2015/wordml/symex" mc:Ignorable="w14 w15 w16se w16cid w16 w16cex w16sdtdh">
+<w:styles xmlns:mc="http://schemas.openxmlformats.org/markup-compatibility/2006" xmlns:r="http://schemas.openxmlformats.org/officeDocument/2006/relationships" xmlns:w="http://schemas.openxmlformats.org/wordprocessingml/2006/main" xmlns:w14="http://schemas.microsoft.com/office/word/2010/wordml" xmlns:w15="http://schemas.microsoft.com/office/word/2012/wordml" xmlns:w16cex="http://schemas.microsoft.com/office/word/2018/wordml/cex" xmlns:w16cid="http://schemas.microsoft.com/office/word/2016/wordml/cid" xmlns:w16="http://schemas.microsoft.com/office/word/2018/wordml" xmlns:w16du="http://schemas.microsoft.com/office/word/2023/wordml/word16du" xmlns:w16sdtdh="http://schemas.microsoft.com/office/word/2020/wordml/sdtdatahash" xmlns:w16sdtfl="http://schemas.microsoft.com/office/word/2024/wordml/sdtformatlock" xmlns:w16se="http://schemas.microsoft.com/office/word/2015/wordml/symex" mc:Ignorable="w14 w15 w16se w16cid w16 w16cex w16sdtdh w16sdtfl w16du">
   <w:docDefaults>
     <w:rPrDefault>
       <w:rPr>
@@ -4359,7 +4332,7 @@
     <w:lsdException w:name="Unresolved Mention" w:semiHidden="1" w:unhideWhenUsed="1"/>
     <w:lsdException w:name="Smart Link" w:semiHidden="1" w:unhideWhenUsed="1"/>
   </w:latentStyles>
-  <w:style w:type="paragraph" w:default="1" w:styleId="Standard">
+  <w:style w:type="paragraph" w:default="1" w:styleId="Normal">
     <w:name w:val="Normal"/>
     <w:qFormat/>
     <w:pPr>
@@ -4371,13 +4344,13 @@
       <w:lang w:val="de-DE" w:eastAsia="de-DE"/>
     </w:rPr>
   </w:style>
-  <w:style w:type="character" w:default="1" w:styleId="Absatz-Standardschriftart">
+  <w:style w:type="character" w:default="1" w:styleId="DefaultParagraphFont">
     <w:name w:val="Default Paragraph Font"/>
     <w:uiPriority w:val="1"/>
     <w:semiHidden/>
     <w:unhideWhenUsed/>
   </w:style>
-  <w:style w:type="table" w:default="1" w:styleId="NormaleTabelle">
+  <w:style w:type="table" w:default="1" w:styleId="TableNormal">
     <w:name w:val="Normal Table"/>
     <w:uiPriority w:val="99"/>
     <w:semiHidden/>
@@ -4392,7 +4365,7 @@
       </w:tblCellMar>
     </w:tblPr>
   </w:style>
-  <w:style w:type="numbering" w:default="1" w:styleId="KeineListe">
+  <w:style w:type="numbering" w:default="1" w:styleId="NoList">
     <w:name w:val="No List"/>
     <w:uiPriority w:val="99"/>
     <w:semiHidden/>
@@ -4414,10 +4387,10 @@
       <w:lang w:val="de-DE" w:eastAsia="de-DE"/>
     </w:rPr>
   </w:style>
-  <w:style w:type="paragraph" w:styleId="Kopfzeile">
+  <w:style w:type="paragraph" w:styleId="Header">
     <w:name w:val="header"/>
-    <w:basedOn w:val="Standard"/>
-    <w:link w:val="KopfzeileZchn"/>
+    <w:basedOn w:val="Normal"/>
+    <w:link w:val="HeaderChar"/>
     <w:uiPriority w:val="99"/>
     <w:unhideWhenUsed/>
     <w:rsid w:val="00DC1FD1"/>
@@ -4429,10 +4402,10 @@
       <w:spacing w:after="0" w:line="240" w:lineRule="auto"/>
     </w:pPr>
   </w:style>
-  <w:style w:type="character" w:customStyle="1" w:styleId="KopfzeileZchn">
-    <w:name w:val="Kopfzeile Zchn"/>
-    <w:basedOn w:val="Absatz-Standardschriftart"/>
-    <w:link w:val="Kopfzeile"/>
+  <w:style w:type="character" w:customStyle="1" w:styleId="HeaderChar">
+    <w:name w:val="Header Char"/>
+    <w:basedOn w:val="DefaultParagraphFont"/>
+    <w:link w:val="Header"/>
     <w:uiPriority w:val="99"/>
     <w:rsid w:val="00DC1FD1"/>
     <w:rPr>
@@ -4441,10 +4414,10 @@
       <w:lang w:val="de-DE" w:eastAsia="de-DE"/>
     </w:rPr>
   </w:style>
-  <w:style w:type="paragraph" w:styleId="Fuzeile">
+  <w:style w:type="paragraph" w:styleId="Footer">
     <w:name w:val="footer"/>
-    <w:basedOn w:val="Standard"/>
-    <w:link w:val="FuzeileZchn"/>
+    <w:basedOn w:val="Normal"/>
+    <w:link w:val="FooterChar"/>
     <w:uiPriority w:val="99"/>
     <w:unhideWhenUsed/>
     <w:rsid w:val="00DC1FD1"/>
@@ -4456,10 +4429,10 @@
       <w:spacing w:after="0" w:line="240" w:lineRule="auto"/>
     </w:pPr>
   </w:style>
-  <w:style w:type="character" w:customStyle="1" w:styleId="FuzeileZchn">
-    <w:name w:val="Fußzeile Zchn"/>
-    <w:basedOn w:val="Absatz-Standardschriftart"/>
-    <w:link w:val="Fuzeile"/>
+  <w:style w:type="character" w:customStyle="1" w:styleId="FooterChar">
+    <w:name w:val="Footer Char"/>
+    <w:basedOn w:val="DefaultParagraphFont"/>
+    <w:link w:val="Footer"/>
     <w:uiPriority w:val="99"/>
     <w:rsid w:val="00DC1FD1"/>
     <w:rPr>
